--- a/Proposal_1.docx
+++ b/Proposal_1.docx
@@ -461,7 +461,7 @@
         <w:t>Top of Form</w:t>
       </w:r>
     </w:p>
-    <w:bookmarkStart w:id="1" w:name="_Toc158489240" w:displacedByCustomXml="next"/>
+    <w:bookmarkStart w:id="1" w:name="_Toc158491266" w:displacedByCustomXml="next"/>
     <w:sdt>
       <w:sdtPr>
         <w:rPr>
@@ -523,7 +523,7 @@
           <w:r>
             <w:fldChar w:fldCharType="separate"/>
           </w:r>
-          <w:hyperlink w:anchor="_Toc158489240" w:history="1">
+          <w:hyperlink w:anchor="_Toc158491266" w:history="1">
             <w:r>
               <w:rPr>
                 <w:rStyle w:val="Hyperlink"/>
@@ -550,7 +550,7 @@
                 <w:noProof/>
                 <w:webHidden/>
               </w:rPr>
-              <w:instrText xml:space="preserve"> PAGEREF _Toc158489240 \h </w:instrText>
+              <w:instrText xml:space="preserve"> PAGEREF _Toc158491266 \h </w:instrText>
             </w:r>
             <w:r>
               <w:rPr>
@@ -598,7 +598,7 @@
               <w14:ligatures w14:val="standardContextual"/>
             </w:rPr>
           </w:pPr>
-          <w:hyperlink w:anchor="_Toc158489241" w:history="1">
+          <w:hyperlink w:anchor="_Toc158491267" w:history="1">
             <w:r>
               <w:rPr>
                 <w:rStyle w:val="Hyperlink"/>
@@ -647,7 +647,7 @@
                 <w:noProof/>
                 <w:webHidden/>
               </w:rPr>
-              <w:instrText xml:space="preserve"> PAGEREF _Toc158489241 \h </w:instrText>
+              <w:instrText xml:space="preserve"> PAGEREF _Toc158491267 \h </w:instrText>
             </w:r>
             <w:r>
               <w:rPr>
@@ -695,7 +695,7 @@
               <w14:ligatures w14:val="standardContextual"/>
             </w:rPr>
           </w:pPr>
-          <w:hyperlink w:anchor="_Toc158489242" w:history="1">
+          <w:hyperlink w:anchor="_Toc158491268" w:history="1">
             <w:r>
               <w:rPr>
                 <w:rStyle w:val="Hyperlink"/>
@@ -742,7 +742,7 @@
                 <w:noProof/>
                 <w:webHidden/>
               </w:rPr>
-              <w:instrText xml:space="preserve"> PAGEREF _Toc158489242 \h </w:instrText>
+              <w:instrText xml:space="preserve"> PAGEREF _Toc158491268 \h </w:instrText>
             </w:r>
             <w:r>
               <w:rPr>
@@ -790,7 +790,7 @@
               <w14:ligatures w14:val="standardContextual"/>
             </w:rPr>
           </w:pPr>
-          <w:hyperlink w:anchor="_Toc158489243" w:history="1">
+          <w:hyperlink w:anchor="_Toc158491269" w:history="1">
             <w:r>
               <w:rPr>
                 <w:rStyle w:val="Hyperlink"/>
@@ -837,7 +837,7 @@
                 <w:noProof/>
                 <w:webHidden/>
               </w:rPr>
-              <w:instrText xml:space="preserve"> PAGEREF _Toc158489243 \h </w:instrText>
+              <w:instrText xml:space="preserve"> PAGEREF _Toc158491269 \h </w:instrText>
             </w:r>
             <w:r>
               <w:rPr>
@@ -881,7 +881,7 @@
               <w14:ligatures w14:val="standardContextual"/>
             </w:rPr>
           </w:pPr>
-          <w:hyperlink w:anchor="_Toc158489244" w:history="1">
+          <w:hyperlink w:anchor="_Toc158491270" w:history="1">
             <w:r>
               <w:rPr>
                 <w:rStyle w:val="Hyperlink"/>
@@ -908,7 +908,7 @@
                 <w:noProof/>
                 <w:webHidden/>
               </w:rPr>
-              <w:instrText xml:space="preserve"> PAGEREF _Toc158489244 \h </w:instrText>
+              <w:instrText xml:space="preserve"> PAGEREF _Toc158491270 \h </w:instrText>
             </w:r>
             <w:r>
               <w:rPr>
@@ -952,7 +952,7 @@
               <w14:ligatures w14:val="standardContextual"/>
             </w:rPr>
           </w:pPr>
-          <w:hyperlink w:anchor="_Toc158489245" w:history="1">
+          <w:hyperlink w:anchor="_Toc158491271" w:history="1">
             <w:r>
               <w:rPr>
                 <w:rStyle w:val="Hyperlink"/>
@@ -979,7 +979,7 @@
                 <w:noProof/>
                 <w:webHidden/>
               </w:rPr>
-              <w:instrText xml:space="preserve"> PAGEREF _Toc158489245 \h </w:instrText>
+              <w:instrText xml:space="preserve"> PAGEREF _Toc158491271 \h </w:instrText>
             </w:r>
             <w:r>
               <w:rPr>
@@ -1023,7 +1023,7 @@
               <w14:ligatures w14:val="standardContextual"/>
             </w:rPr>
           </w:pPr>
-          <w:hyperlink w:anchor="_Toc158489246" w:history="1">
+          <w:hyperlink w:anchor="_Toc158491272" w:history="1">
             <w:r>
               <w:rPr>
                 <w:rStyle w:val="Hyperlink"/>
@@ -1050,7 +1050,7 @@
                 <w:noProof/>
                 <w:webHidden/>
               </w:rPr>
-              <w:instrText xml:space="preserve"> PAGEREF _Toc158489246 \h </w:instrText>
+              <w:instrText xml:space="preserve"> PAGEREF _Toc158491272 \h </w:instrText>
             </w:r>
             <w:r>
               <w:rPr>
@@ -1094,7 +1094,7 @@
               <w14:ligatures w14:val="standardContextual"/>
             </w:rPr>
           </w:pPr>
-          <w:hyperlink w:anchor="_Toc158489247" w:history="1">
+          <w:hyperlink w:anchor="_Toc158491273" w:history="1">
             <w:r>
               <w:rPr>
                 <w:rStyle w:val="Hyperlink"/>
@@ -1121,7 +1121,7 @@
                 <w:noProof/>
                 <w:webHidden/>
               </w:rPr>
-              <w:instrText xml:space="preserve"> PAGEREF _Toc158489247 \h </w:instrText>
+              <w:instrText xml:space="preserve"> PAGEREF _Toc158491273 \h </w:instrText>
             </w:r>
             <w:r>
               <w:rPr>
@@ -1165,7 +1165,7 @@
               <w14:ligatures w14:val="standardContextual"/>
             </w:rPr>
           </w:pPr>
-          <w:hyperlink w:anchor="_Toc158489248" w:history="1">
+          <w:hyperlink w:anchor="_Toc158491274" w:history="1">
             <w:r>
               <w:rPr>
                 <w:rStyle w:val="Hyperlink"/>
@@ -1192,7 +1192,7 @@
                 <w:noProof/>
                 <w:webHidden/>
               </w:rPr>
-              <w:instrText xml:space="preserve"> PAGEREF _Toc158489248 \h </w:instrText>
+              <w:instrText xml:space="preserve"> PAGEREF _Toc158491274 \h </w:instrText>
             </w:r>
             <w:r>
               <w:rPr>
@@ -1236,7 +1236,7 @@
               <w14:ligatures w14:val="standardContextual"/>
             </w:rPr>
           </w:pPr>
-          <w:hyperlink w:anchor="_Toc158489249" w:history="1">
+          <w:hyperlink w:anchor="_Toc158491275" w:history="1">
             <w:r>
               <w:rPr>
                 <w:rStyle w:val="Hyperlink"/>
@@ -1263,7 +1263,7 @@
                 <w:noProof/>
                 <w:webHidden/>
               </w:rPr>
-              <w:instrText xml:space="preserve"> PAGEREF _Toc158489249 \h </w:instrText>
+              <w:instrText xml:space="preserve"> PAGEREF _Toc158491275 \h </w:instrText>
             </w:r>
             <w:r>
               <w:rPr>
@@ -1311,7 +1311,7 @@
               <w14:ligatures w14:val="standardContextual"/>
             </w:rPr>
           </w:pPr>
-          <w:hyperlink w:anchor="_Toc158489250" w:history="1">
+          <w:hyperlink w:anchor="_Toc158491276" w:history="1">
             <w:r>
               <w:rPr>
                 <w:rStyle w:val="Hyperlink"/>
@@ -1358,7 +1358,7 @@
                 <w:noProof/>
                 <w:webHidden/>
               </w:rPr>
-              <w:instrText xml:space="preserve"> PAGEREF _Toc158489250 \h </w:instrText>
+              <w:instrText xml:space="preserve"> PAGEREF _Toc158491276 \h </w:instrText>
             </w:r>
             <w:r>
               <w:rPr>
@@ -1402,7 +1402,7 @@
               <w14:ligatures w14:val="standardContextual"/>
             </w:rPr>
           </w:pPr>
-          <w:hyperlink w:anchor="_Toc158489251" w:history="1">
+          <w:hyperlink w:anchor="_Toc158491277" w:history="1">
             <w:r>
               <w:rPr>
                 <w:rStyle w:val="Hyperlink"/>
@@ -1429,7 +1429,7 @@
                 <w:noProof/>
                 <w:webHidden/>
               </w:rPr>
-              <w:instrText xml:space="preserve"> PAGEREF _Toc158489251 \h </w:instrText>
+              <w:instrText xml:space="preserve"> PAGEREF _Toc158491277 \h </w:instrText>
             </w:r>
             <w:r>
               <w:rPr>
@@ -1473,7 +1473,7 @@
               <w14:ligatures w14:val="standardContextual"/>
             </w:rPr>
           </w:pPr>
-          <w:hyperlink w:anchor="_Toc158489252" w:history="1">
+          <w:hyperlink w:anchor="_Toc158491278" w:history="1">
             <w:r>
               <w:rPr>
                 <w:rStyle w:val="Hyperlink"/>
@@ -1500,7 +1500,7 @@
                 <w:noProof/>
                 <w:webHidden/>
               </w:rPr>
-              <w:instrText xml:space="preserve"> PAGEREF _Toc158489252 \h </w:instrText>
+              <w:instrText xml:space="preserve"> PAGEREF _Toc158491278 \h </w:instrText>
             </w:r>
             <w:r>
               <w:rPr>
@@ -1544,7 +1544,7 @@
               <w14:ligatures w14:val="standardContextual"/>
             </w:rPr>
           </w:pPr>
-          <w:hyperlink w:anchor="_Toc158489253" w:history="1">
+          <w:hyperlink w:anchor="_Toc158491279" w:history="1">
             <w:r>
               <w:rPr>
                 <w:rStyle w:val="Hyperlink"/>
@@ -1571,7 +1571,7 @@
                 <w:noProof/>
                 <w:webHidden/>
               </w:rPr>
-              <w:instrText xml:space="preserve"> PAGEREF _Toc158489253 \h </w:instrText>
+              <w:instrText xml:space="preserve"> PAGEREF _Toc158491279 \h </w:instrText>
             </w:r>
             <w:r>
               <w:rPr>
@@ -1615,7 +1615,7 @@
               <w14:ligatures w14:val="standardContextual"/>
             </w:rPr>
           </w:pPr>
-          <w:hyperlink w:anchor="_Toc158489254" w:history="1">
+          <w:hyperlink w:anchor="_Toc158491280" w:history="1">
             <w:r>
               <w:rPr>
                 <w:rStyle w:val="Hyperlink"/>
@@ -1642,7 +1642,7 @@
                 <w:noProof/>
                 <w:webHidden/>
               </w:rPr>
-              <w:instrText xml:space="preserve"> PAGEREF _Toc158489254 \h </w:instrText>
+              <w:instrText xml:space="preserve"> PAGEREF _Toc158491280 \h </w:instrText>
             </w:r>
             <w:r>
               <w:rPr>
@@ -1686,7 +1686,7 @@
               <w14:ligatures w14:val="standardContextual"/>
             </w:rPr>
           </w:pPr>
-          <w:hyperlink w:anchor="_Toc158489255" w:history="1">
+          <w:hyperlink w:anchor="_Toc158491281" w:history="1">
             <w:r>
               <w:rPr>
                 <w:rStyle w:val="Hyperlink"/>
@@ -1713,7 +1713,7 @@
                 <w:noProof/>
                 <w:webHidden/>
               </w:rPr>
-              <w:instrText xml:space="preserve"> PAGEREF _Toc158489255 \h </w:instrText>
+              <w:instrText xml:space="preserve"> PAGEREF _Toc158491281 \h </w:instrText>
             </w:r>
             <w:r>
               <w:rPr>
@@ -1757,7 +1757,7 @@
               <w14:ligatures w14:val="standardContextual"/>
             </w:rPr>
           </w:pPr>
-          <w:hyperlink w:anchor="_Toc158489256" w:history="1">
+          <w:hyperlink w:anchor="_Toc158491282" w:history="1">
             <w:r>
               <w:rPr>
                 <w:rStyle w:val="Hyperlink"/>
@@ -1784,7 +1784,7 @@
                 <w:noProof/>
                 <w:webHidden/>
               </w:rPr>
-              <w:instrText xml:space="preserve"> PAGEREF _Toc158489256 \h </w:instrText>
+              <w:instrText xml:space="preserve"> PAGEREF _Toc158491282 \h </w:instrText>
             </w:r>
             <w:r>
               <w:rPr>
@@ -1828,7 +1828,7 @@
               <w14:ligatures w14:val="standardContextual"/>
             </w:rPr>
           </w:pPr>
-          <w:hyperlink w:anchor="_Toc158489257" w:history="1">
+          <w:hyperlink w:anchor="_Toc158491283" w:history="1">
             <w:r>
               <w:rPr>
                 <w:rStyle w:val="Hyperlink"/>
@@ -1855,7 +1855,7 @@
                 <w:noProof/>
                 <w:webHidden/>
               </w:rPr>
-              <w:instrText xml:space="preserve"> PAGEREF _Toc158489257 \h </w:instrText>
+              <w:instrText xml:space="preserve"> PAGEREF _Toc158491283 \h </w:instrText>
             </w:r>
             <w:r>
               <w:rPr>
@@ -1903,7 +1903,7 @@
               <w14:ligatures w14:val="standardContextual"/>
             </w:rPr>
           </w:pPr>
-          <w:hyperlink w:anchor="_Toc158489258" w:history="1">
+          <w:hyperlink w:anchor="_Toc158491284" w:history="1">
             <w:r>
               <w:rPr>
                 <w:rStyle w:val="Hyperlink"/>
@@ -1950,7 +1950,7 @@
                 <w:noProof/>
                 <w:webHidden/>
               </w:rPr>
-              <w:instrText xml:space="preserve"> PAGEREF _Toc158489258 \h </w:instrText>
+              <w:instrText xml:space="preserve"> PAGEREF _Toc158491284 \h </w:instrText>
             </w:r>
             <w:r>
               <w:rPr>
@@ -1994,7 +1994,7 @@
               <w14:ligatures w14:val="standardContextual"/>
             </w:rPr>
           </w:pPr>
-          <w:hyperlink w:anchor="_Toc158489259" w:history="1">
+          <w:hyperlink w:anchor="_Toc158491285" w:history="1">
             <w:r>
               <w:rPr>
                 <w:rStyle w:val="Hyperlink"/>
@@ -2021,7 +2021,7 @@
                 <w:noProof/>
                 <w:webHidden/>
               </w:rPr>
-              <w:instrText xml:space="preserve"> PAGEREF _Toc158489259 \h </w:instrText>
+              <w:instrText xml:space="preserve"> PAGEREF _Toc158491285 \h </w:instrText>
             </w:r>
             <w:r>
               <w:rPr>
@@ -2065,7 +2065,7 @@
               <w14:ligatures w14:val="standardContextual"/>
             </w:rPr>
           </w:pPr>
-          <w:hyperlink w:anchor="_Toc158489260" w:history="1">
+          <w:hyperlink w:anchor="_Toc158491286" w:history="1">
             <w:r>
               <w:rPr>
                 <w:rStyle w:val="Hyperlink"/>
@@ -2092,7 +2092,7 @@
                 <w:noProof/>
                 <w:webHidden/>
               </w:rPr>
-              <w:instrText xml:space="preserve"> PAGEREF _Toc158489260 \h </w:instrText>
+              <w:instrText xml:space="preserve"> PAGEREF _Toc158491286 \h </w:instrText>
             </w:r>
             <w:r>
               <w:rPr>
@@ -2140,7 +2140,7 @@
               <w14:ligatures w14:val="standardContextual"/>
             </w:rPr>
           </w:pPr>
-          <w:hyperlink w:anchor="_Toc158489261" w:history="1">
+          <w:hyperlink w:anchor="_Toc158491287" w:history="1">
             <w:r>
               <w:rPr>
                 <w:rStyle w:val="Hyperlink"/>
@@ -2187,7 +2187,7 @@
                 <w:noProof/>
                 <w:webHidden/>
               </w:rPr>
-              <w:instrText xml:space="preserve"> PAGEREF _Toc158489261 \h </w:instrText>
+              <w:instrText xml:space="preserve"> PAGEREF _Toc158491287 \h </w:instrText>
             </w:r>
             <w:r>
               <w:rPr>
@@ -2231,7 +2231,7 @@
               <w14:ligatures w14:val="standardContextual"/>
             </w:rPr>
           </w:pPr>
-          <w:hyperlink w:anchor="_Toc158489262" w:history="1">
+          <w:hyperlink w:anchor="_Toc158491288" w:history="1">
             <w:r>
               <w:rPr>
                 <w:rStyle w:val="Hyperlink"/>
@@ -2258,7 +2258,7 @@
                 <w:noProof/>
                 <w:webHidden/>
               </w:rPr>
-              <w:instrText xml:space="preserve"> PAGEREF _Toc158489262 \h </w:instrText>
+              <w:instrText xml:space="preserve"> PAGEREF _Toc158491288 \h </w:instrText>
             </w:r>
             <w:r>
               <w:rPr>
@@ -2302,7 +2302,7 @@
               <w14:ligatures w14:val="standardContextual"/>
             </w:rPr>
           </w:pPr>
-          <w:hyperlink w:anchor="_Toc158489263" w:history="1">
+          <w:hyperlink w:anchor="_Toc158491289" w:history="1">
             <w:r>
               <w:rPr>
                 <w:rStyle w:val="Hyperlink"/>
@@ -2329,7 +2329,7 @@
                 <w:noProof/>
                 <w:webHidden/>
               </w:rPr>
-              <w:instrText xml:space="preserve"> PAGEREF _Toc158489263 \h </w:instrText>
+              <w:instrText xml:space="preserve"> PAGEREF _Toc158491289 \h </w:instrText>
             </w:r>
             <w:r>
               <w:rPr>
@@ -2373,7 +2373,7 @@
               <w14:ligatures w14:val="standardContextual"/>
             </w:rPr>
           </w:pPr>
-          <w:hyperlink w:anchor="_Toc158489264" w:history="1">
+          <w:hyperlink w:anchor="_Toc158491290" w:history="1">
             <w:r>
               <w:rPr>
                 <w:rStyle w:val="Hyperlink"/>
@@ -2400,7 +2400,7 @@
                 <w:noProof/>
                 <w:webHidden/>
               </w:rPr>
-              <w:instrText xml:space="preserve"> PAGEREF _Toc158489264 \h </w:instrText>
+              <w:instrText xml:space="preserve"> PAGEREF _Toc158491290 \h </w:instrText>
             </w:r>
             <w:r>
               <w:rPr>
@@ -2444,7 +2444,7 @@
               <w14:ligatures w14:val="standardContextual"/>
             </w:rPr>
           </w:pPr>
-          <w:hyperlink w:anchor="_Toc158489265" w:history="1">
+          <w:hyperlink w:anchor="_Toc158491291" w:history="1">
             <w:r>
               <w:rPr>
                 <w:rStyle w:val="Hyperlink"/>
@@ -2471,7 +2471,7 @@
                 <w:noProof/>
                 <w:webHidden/>
               </w:rPr>
-              <w:instrText xml:space="preserve"> PAGEREF _Toc158489265 \h </w:instrText>
+              <w:instrText xml:space="preserve"> PAGEREF _Toc158491291 \h </w:instrText>
             </w:r>
             <w:r>
               <w:rPr>
@@ -2515,7 +2515,7 @@
               <w14:ligatures w14:val="standardContextual"/>
             </w:rPr>
           </w:pPr>
-          <w:hyperlink w:anchor="_Toc158489266" w:history="1">
+          <w:hyperlink w:anchor="_Toc158491292" w:history="1">
             <w:r>
               <w:rPr>
                 <w:rStyle w:val="Hyperlink"/>
@@ -2542,7 +2542,7 @@
                 <w:noProof/>
                 <w:webHidden/>
               </w:rPr>
-              <w:instrText xml:space="preserve"> PAGEREF _Toc158489266 \h </w:instrText>
+              <w:instrText xml:space="preserve"> PAGEREF _Toc158491292 \h </w:instrText>
             </w:r>
             <w:r>
               <w:rPr>
@@ -2586,7 +2586,7 @@
               <w14:ligatures w14:val="standardContextual"/>
             </w:rPr>
           </w:pPr>
-          <w:hyperlink w:anchor="_Toc158489267" w:history="1">
+          <w:hyperlink w:anchor="_Toc158491293" w:history="1">
             <w:r>
               <w:rPr>
                 <w:rStyle w:val="Hyperlink"/>
@@ -2613,7 +2613,7 @@
                 <w:noProof/>
                 <w:webHidden/>
               </w:rPr>
-              <w:instrText xml:space="preserve"> PAGEREF _Toc158489267 \h </w:instrText>
+              <w:instrText xml:space="preserve"> PAGEREF _Toc158491293 \h </w:instrText>
             </w:r>
             <w:r>
               <w:rPr>
@@ -2657,7 +2657,7 @@
               <w14:ligatures w14:val="standardContextual"/>
             </w:rPr>
           </w:pPr>
-          <w:hyperlink w:anchor="_Toc158489268" w:history="1">
+          <w:hyperlink w:anchor="_Toc158491294" w:history="1">
             <w:r>
               <w:rPr>
                 <w:rStyle w:val="Hyperlink"/>
@@ -2684,7 +2684,7 @@
                 <w:noProof/>
                 <w:webHidden/>
               </w:rPr>
-              <w:instrText xml:space="preserve"> PAGEREF _Toc158489268 \h </w:instrText>
+              <w:instrText xml:space="preserve"> PAGEREF _Toc158491294 \h </w:instrText>
             </w:r>
             <w:r>
               <w:rPr>
@@ -2728,7 +2728,7 @@
               <w14:ligatures w14:val="standardContextual"/>
             </w:rPr>
           </w:pPr>
-          <w:hyperlink w:anchor="_Toc158489269" w:history="1">
+          <w:hyperlink w:anchor="_Toc158491295" w:history="1">
             <w:r>
               <w:rPr>
                 <w:rStyle w:val="Hyperlink"/>
@@ -2755,7 +2755,7 @@
                 <w:noProof/>
                 <w:webHidden/>
               </w:rPr>
-              <w:instrText xml:space="preserve"> PAGEREF _Toc158489269 \h </w:instrText>
+              <w:instrText xml:space="preserve"> PAGEREF _Toc158491295 \h </w:instrText>
             </w:r>
             <w:r>
               <w:rPr>
@@ -2803,7 +2803,7 @@
               <w14:ligatures w14:val="standardContextual"/>
             </w:rPr>
           </w:pPr>
-          <w:hyperlink w:anchor="_Toc158489270" w:history="1">
+          <w:hyperlink w:anchor="_Toc158491296" w:history="1">
             <w:r>
               <w:rPr>
                 <w:rStyle w:val="Hyperlink"/>
@@ -2850,7 +2850,7 @@
                 <w:noProof/>
                 <w:webHidden/>
               </w:rPr>
-              <w:instrText xml:space="preserve"> PAGEREF _Toc158489270 \h </w:instrText>
+              <w:instrText xml:space="preserve"> PAGEREF _Toc158491296 \h </w:instrText>
             </w:r>
             <w:r>
               <w:rPr>
@@ -2894,7 +2894,7 @@
               <w14:ligatures w14:val="standardContextual"/>
             </w:rPr>
           </w:pPr>
-          <w:hyperlink w:anchor="_Toc158489271" w:history="1">
+          <w:hyperlink w:anchor="_Toc158491297" w:history="1">
             <w:r>
               <w:rPr>
                 <w:rStyle w:val="Hyperlink"/>
@@ -2921,7 +2921,7 @@
                 <w:noProof/>
                 <w:webHidden/>
               </w:rPr>
-              <w:instrText xml:space="preserve"> PAGEREF _Toc158489271 \h </w:instrText>
+              <w:instrText xml:space="preserve"> PAGEREF _Toc158491297 \h </w:instrText>
             </w:r>
             <w:r>
               <w:rPr>
@@ -2965,13 +2965,13 @@
               <w14:ligatures w14:val="standardContextual"/>
             </w:rPr>
           </w:pPr>
-          <w:hyperlink w:anchor="_Toc158489272" w:history="1">
+          <w:hyperlink w:anchor="_Toc158491298" w:history="1">
             <w:r>
               <w:rPr>
                 <w:rStyle w:val="Hyperlink"/>
                 <w:noProof/>
               </w:rPr>
-              <w:t>Project Initiation and Planning (Week 1-2):</w:t>
+              <w:t>Project Initiation and Planning (Week 1):</w:t>
             </w:r>
             <w:r>
               <w:rPr>
@@ -2992,7 +2992,7 @@
                 <w:noProof/>
                 <w:webHidden/>
               </w:rPr>
-              <w:instrText xml:space="preserve"> PAGEREF _Toc158489272 \h </w:instrText>
+              <w:instrText xml:space="preserve"> PAGEREF _Toc158491298 \h </w:instrText>
             </w:r>
             <w:r>
               <w:rPr>
@@ -3036,13 +3036,13 @@
               <w14:ligatures w14:val="standardContextual"/>
             </w:rPr>
           </w:pPr>
-          <w:hyperlink w:anchor="_Toc158489273" w:history="1">
+          <w:hyperlink w:anchor="_Toc158491299" w:history="1">
             <w:r>
               <w:rPr>
                 <w:rStyle w:val="Hyperlink"/>
                 <w:noProof/>
               </w:rPr>
-              <w:t>Mechanical Assembly and Hardware Integration (Week 3-4):</w:t>
+              <w:t>Mechanical Assembly and Hardware Integration (Week 1-3):</w:t>
             </w:r>
             <w:r>
               <w:rPr>
@@ -3063,7 +3063,7 @@
                 <w:noProof/>
                 <w:webHidden/>
               </w:rPr>
-              <w:instrText xml:space="preserve"> PAGEREF _Toc158489273 \h </w:instrText>
+              <w:instrText xml:space="preserve"> PAGEREF _Toc158491299 \h </w:instrText>
             </w:r>
             <w:r>
               <w:rPr>
@@ -3107,13 +3107,13 @@
               <w14:ligatures w14:val="standardContextual"/>
             </w:rPr>
           </w:pPr>
-          <w:hyperlink w:anchor="_Toc158489274" w:history="1">
+          <w:hyperlink w:anchor="_Toc158491300" w:history="1">
             <w:r>
               <w:rPr>
                 <w:rStyle w:val="Hyperlink"/>
                 <w:noProof/>
               </w:rPr>
-              <w:t>Software Development (Week 5-8):</w:t>
+              <w:t>Software Development (Week 2-5):</w:t>
             </w:r>
             <w:r>
               <w:rPr>
@@ -3134,7 +3134,7 @@
                 <w:noProof/>
                 <w:webHidden/>
               </w:rPr>
-              <w:instrText xml:space="preserve"> PAGEREF _Toc158489274 \h </w:instrText>
+              <w:instrText xml:space="preserve"> PAGEREF _Toc158491300 \h </w:instrText>
             </w:r>
             <w:r>
               <w:rPr>
@@ -3178,13 +3178,13 @@
               <w14:ligatures w14:val="standardContextual"/>
             </w:rPr>
           </w:pPr>
-          <w:hyperlink w:anchor="_Toc158489275" w:history="1">
+          <w:hyperlink w:anchor="_Toc158491301" w:history="1">
             <w:r>
               <w:rPr>
                 <w:rStyle w:val="Hyperlink"/>
                 <w:noProof/>
               </w:rPr>
-              <w:t>Testing and Calibration (Week 9-10):</w:t>
+              <w:t>Testing and Calibration (Week 3-6):</w:t>
             </w:r>
             <w:r>
               <w:rPr>
@@ -3205,7 +3205,7 @@
                 <w:noProof/>
                 <w:webHidden/>
               </w:rPr>
-              <w:instrText xml:space="preserve"> PAGEREF _Toc158489275 \h </w:instrText>
+              <w:instrText xml:space="preserve"> PAGEREF _Toc158491301 \h </w:instrText>
             </w:r>
             <w:r>
               <w:rPr>
@@ -3249,13 +3249,13 @@
               <w14:ligatures w14:val="standardContextual"/>
             </w:rPr>
           </w:pPr>
-          <w:hyperlink w:anchor="_Toc158489276" w:history="1">
+          <w:hyperlink w:anchor="_Toc158491302" w:history="1">
             <w:r>
               <w:rPr>
                 <w:rStyle w:val="Hyperlink"/>
                 <w:noProof/>
               </w:rPr>
-              <w:t>Optimization and Refinement (Week 11-12):</w:t>
+              <w:t>Optimization and Refinement (Week 4-7):</w:t>
             </w:r>
             <w:r>
               <w:rPr>
@@ -3276,7 +3276,7 @@
                 <w:noProof/>
                 <w:webHidden/>
               </w:rPr>
-              <w:instrText xml:space="preserve"> PAGEREF _Toc158489276 \h </w:instrText>
+              <w:instrText xml:space="preserve"> PAGEREF _Toc158491302 \h </w:instrText>
             </w:r>
             <w:r>
               <w:rPr>
@@ -3296,7 +3296,7 @@
                 <w:noProof/>
                 <w:webHidden/>
               </w:rPr>
-              <w:t>15</w:t>
+              <w:t>14</w:t>
             </w:r>
             <w:r>
               <w:rPr>
@@ -3320,13 +3320,13 @@
               <w14:ligatures w14:val="standardContextual"/>
             </w:rPr>
           </w:pPr>
-          <w:hyperlink w:anchor="_Toc158489277" w:history="1">
+          <w:hyperlink w:anchor="_Toc158491303" w:history="1">
             <w:r>
               <w:rPr>
                 <w:rStyle w:val="Hyperlink"/>
                 <w:noProof/>
               </w:rPr>
-              <w:t>Documentation and Presentation (Week 13):</w:t>
+              <w:t>Experiments &amp;validation (Week 6-9):</w:t>
             </w:r>
             <w:r>
               <w:rPr>
@@ -3347,7 +3347,78 @@
                 <w:noProof/>
                 <w:webHidden/>
               </w:rPr>
-              <w:instrText xml:space="preserve"> PAGEREF _Toc158489277 \h </w:instrText>
+              <w:instrText xml:space="preserve"> PAGEREF _Toc158491303 \h </w:instrText>
+            </w:r>
+            <w:r>
+              <w:rPr>
+                <w:noProof/>
+                <w:webHidden/>
+              </w:rPr>
+            </w:r>
+            <w:r>
+              <w:rPr>
+                <w:noProof/>
+                <w:webHidden/>
+              </w:rPr>
+              <w:fldChar w:fldCharType="separate"/>
+            </w:r>
+            <w:r>
+              <w:rPr>
+                <w:noProof/>
+                <w:webHidden/>
+              </w:rPr>
+              <w:t>15</w:t>
+            </w:r>
+            <w:r>
+              <w:rPr>
+                <w:noProof/>
+                <w:webHidden/>
+              </w:rPr>
+              <w:fldChar w:fldCharType="end"/>
+            </w:r>
+          </w:hyperlink>
+        </w:p>
+        <w:p>
+          <w:pPr>
+            <w:pStyle w:val="TOC3"/>
+            <w:tabs>
+              <w:tab w:val="right" w:leader="dot" w:pos="9350"/>
+            </w:tabs>
+            <w:rPr>
+              <w:rFonts w:eastAsiaTheme="minorEastAsia"/>
+              <w:noProof/>
+              <w:kern w:val="2"/>
+              <w14:ligatures w14:val="standardContextual"/>
+            </w:rPr>
+          </w:pPr>
+          <w:hyperlink w:anchor="_Toc158491304" w:history="1">
+            <w:r>
+              <w:rPr>
+                <w:rStyle w:val="Hyperlink"/>
+                <w:noProof/>
+              </w:rPr>
+              <w:t>Presentation &amp; demonstration (Week 1-10):</w:t>
+            </w:r>
+            <w:r>
+              <w:rPr>
+                <w:noProof/>
+                <w:webHidden/>
+              </w:rPr>
+              <w:tab/>
+            </w:r>
+            <w:r>
+              <w:rPr>
+                <w:noProof/>
+                <w:webHidden/>
+              </w:rPr>
+              <w:fldChar w:fldCharType="begin"/>
+            </w:r>
+            <w:r>
+              <w:rPr>
+                <w:noProof/>
+                <w:webHidden/>
+              </w:rPr>
+              <w:instrText xml:space="preserve"> PAGEREF _Toc158491304 \h </w:instrText>
             </w:r>
             <w:r>
               <w:rPr>
@@ -3391,7 +3462,7 @@
               <w14:ligatures w14:val="standardContextual"/>
             </w:rPr>
           </w:pPr>
-          <w:hyperlink w:anchor="_Toc158489278" w:history="1">
+          <w:hyperlink w:anchor="_Toc158491305" w:history="1">
             <w:r>
               <w:rPr>
                 <w:rStyle w:val="Hyperlink"/>
@@ -3418,7 +3489,7 @@
                 <w:noProof/>
                 <w:webHidden/>
               </w:rPr>
-              <w:instrText xml:space="preserve"> PAGEREF _Toc158489278 \h </w:instrText>
+              <w:instrText xml:space="preserve"> PAGEREF _Toc158491305 \h </w:instrText>
             </w:r>
             <w:r>
               <w:rPr>
@@ -3466,7 +3537,7 @@
               <w14:ligatures w14:val="standardContextual"/>
             </w:rPr>
           </w:pPr>
-          <w:hyperlink w:anchor="_Toc158489279" w:history="1">
+          <w:hyperlink w:anchor="_Toc158491306" w:history="1">
             <w:r>
               <w:rPr>
                 <w:rStyle w:val="Hyperlink"/>
@@ -3513,7 +3584,7 @@
                 <w:noProof/>
                 <w:webHidden/>
               </w:rPr>
-              <w:instrText xml:space="preserve"> PAGEREF _Toc158489279 \h </w:instrText>
+              <w:instrText xml:space="preserve"> PAGEREF _Toc158491306 \h </w:instrText>
             </w:r>
             <w:r>
               <w:rPr>
@@ -3561,7 +3632,7 @@
               <w14:ligatures w14:val="standardContextual"/>
             </w:rPr>
           </w:pPr>
-          <w:hyperlink w:anchor="_Toc158489280" w:history="1">
+          <w:hyperlink w:anchor="_Toc158491307" w:history="1">
             <w:r>
               <w:rPr>
                 <w:rStyle w:val="Hyperlink"/>
@@ -3608,7 +3679,7 @@
                 <w:noProof/>
                 <w:webHidden/>
               </w:rPr>
-              <w:instrText xml:space="preserve"> PAGEREF _Toc158489280 \h </w:instrText>
+              <w:instrText xml:space="preserve"> PAGEREF _Toc158491307 \h </w:instrText>
             </w:r>
             <w:r>
               <w:rPr>
@@ -3656,7 +3727,7 @@
               <w14:ligatures w14:val="standardContextual"/>
             </w:rPr>
           </w:pPr>
-          <w:hyperlink w:anchor="_Toc158489281" w:history="1">
+          <w:hyperlink w:anchor="_Toc158491308" w:history="1">
             <w:r>
               <w:rPr>
                 <w:rStyle w:val="Hyperlink"/>
@@ -3703,7 +3774,7 @@
                 <w:noProof/>
                 <w:webHidden/>
               </w:rPr>
-              <w:instrText xml:space="preserve"> PAGEREF _Toc158489281 \h </w:instrText>
+              <w:instrText xml:space="preserve"> PAGEREF _Toc158491308 \h </w:instrText>
             </w:r>
             <w:r>
               <w:rPr>
@@ -3751,7 +3822,7 @@
               <w14:ligatures w14:val="standardContextual"/>
             </w:rPr>
           </w:pPr>
-          <w:hyperlink w:anchor="_Toc158489282" w:history="1">
+          <w:hyperlink w:anchor="_Toc158491309" w:history="1">
             <w:r>
               <w:rPr>
                 <w:rStyle w:val="Hyperlink"/>
@@ -3798,7 +3869,7 @@
                 <w:noProof/>
                 <w:webHidden/>
               </w:rPr>
-              <w:instrText xml:space="preserve"> PAGEREF _Toc158489282 \h </w:instrText>
+              <w:instrText xml:space="preserve"> PAGEREF _Toc158491309 \h </w:instrText>
             </w:r>
             <w:r>
               <w:rPr>
@@ -3841,17 +3912,6 @@
         </w:p>
       </w:sdtContent>
     </w:sdt>
-    <w:p>
-      <w:pPr>
-        <w:rPr>
-          <w:rFonts w:ascii="Times New Roman" w:hAnsi="Times New Roman" w:cs="Times New Roman"/>
-          <w:b/>
-          <w:bCs/>
-          <w:sz w:val="28"/>
-          <w:szCs w:val="28"/>
-        </w:rPr>
-      </w:pPr>
-    </w:p>
     <w:p>
       <w:pPr>
         <w:rPr>
@@ -4558,7 +4618,7 @@
           <w:rFonts w:eastAsia="Times New Roman"/>
         </w:rPr>
       </w:pPr>
-      <w:bookmarkStart w:id="2" w:name="_Toc158489241"/>
+      <w:bookmarkStart w:id="2" w:name="_Toc158491267"/>
       <w:r>
         <w:rPr>
           <w:rFonts w:eastAsia="Times New Roman"/>
@@ -4798,7 +4858,7 @@
       <w:pPr>
         <w:pStyle w:val="Heading1"/>
       </w:pPr>
-      <w:bookmarkStart w:id="4" w:name="_Toc158489242"/>
+      <w:bookmarkStart w:id="4" w:name="_Toc158491268"/>
       <w:r>
         <w:lastRenderedPageBreak/>
         <w:t>Introduction</w:t>
@@ -4998,7 +5058,7 @@
       <w:pPr>
         <w:pStyle w:val="Heading1"/>
       </w:pPr>
-      <w:bookmarkStart w:id="6" w:name="_Toc158489243"/>
+      <w:bookmarkStart w:id="6" w:name="_Toc158491269"/>
       <w:r>
         <w:t>Objective:</w:t>
       </w:r>
@@ -5053,7 +5113,7 @@
           <w14:ligatures w14:val="standardContextual"/>
         </w:rPr>
       </w:pPr>
-      <w:bookmarkStart w:id="7" w:name="_Toc158489244"/>
+      <w:bookmarkStart w:id="7" w:name="_Toc158491270"/>
       <w:r>
         <w:rPr>
           <w:rStyle w:val="Heading2Char"/>
@@ -5123,7 +5183,7 @@
           <w14:ligatures w14:val="standardContextual"/>
         </w:rPr>
       </w:pPr>
-      <w:bookmarkStart w:id="8" w:name="_Toc158489245"/>
+      <w:bookmarkStart w:id="8" w:name="_Toc158491271"/>
       <w:r>
         <w:rPr>
           <w:rStyle w:val="Heading2Char"/>
@@ -5193,7 +5253,7 @@
           <w14:ligatures w14:val="standardContextual"/>
         </w:rPr>
       </w:pPr>
-      <w:bookmarkStart w:id="9" w:name="_Toc158489246"/>
+      <w:bookmarkStart w:id="9" w:name="_Toc158491272"/>
       <w:r>
         <w:rPr>
           <w:rStyle w:val="Heading2Char"/>
@@ -5263,7 +5323,7 @@
           <w14:ligatures w14:val="standardContextual"/>
         </w:rPr>
       </w:pPr>
-      <w:bookmarkStart w:id="10" w:name="_Toc158489247"/>
+      <w:bookmarkStart w:id="10" w:name="_Toc158491273"/>
       <w:r>
         <w:rPr>
           <w:rStyle w:val="Heading2Char"/>
@@ -5333,7 +5393,7 @@
           <w14:ligatures w14:val="standardContextual"/>
         </w:rPr>
       </w:pPr>
-      <w:bookmarkStart w:id="11" w:name="_Toc158489248"/>
+      <w:bookmarkStart w:id="11" w:name="_Toc158491274"/>
       <w:r>
         <w:rPr>
           <w:rStyle w:val="Heading2Char"/>
@@ -5404,7 +5464,7 @@
           <w14:ligatures w14:val="standardContextual"/>
         </w:rPr>
       </w:pPr>
-      <w:bookmarkStart w:id="12" w:name="_Toc158489249"/>
+      <w:bookmarkStart w:id="12" w:name="_Toc158491275"/>
       <w:r>
         <w:rPr>
           <w:rStyle w:val="Heading2Char"/>
@@ -5490,7 +5550,7 @@
       <w:pPr>
         <w:pStyle w:val="Heading1"/>
       </w:pPr>
-      <w:bookmarkStart w:id="13" w:name="_Toc158489250"/>
+      <w:bookmarkStart w:id="13" w:name="_Toc158491276"/>
       <w:r>
         <w:t>Approach</w:t>
       </w:r>
@@ -5522,7 +5582,7 @@
       <w:pPr>
         <w:pStyle w:val="Heading2"/>
       </w:pPr>
-      <w:bookmarkStart w:id="14" w:name="_Toc158489251"/>
+      <w:bookmarkStart w:id="14" w:name="_Toc158491277"/>
       <w:r>
         <w:t>Research and Planning:</w:t>
       </w:r>
@@ -5604,7 +5664,7 @@
       <w:pPr>
         <w:pStyle w:val="Heading2"/>
       </w:pPr>
-      <w:bookmarkStart w:id="15" w:name="_Toc158489252"/>
+      <w:bookmarkStart w:id="15" w:name="_Toc158491278"/>
       <w:r>
         <w:t>Component Selection:</w:t>
       </w:r>
@@ -5664,7 +5724,7 @@
       <w:pPr>
         <w:pStyle w:val="Heading2"/>
       </w:pPr>
-      <w:bookmarkStart w:id="16" w:name="_Toc158489253"/>
+      <w:bookmarkStart w:id="16" w:name="_Toc158491279"/>
       <w:r>
         <w:lastRenderedPageBreak/>
         <w:t>Hardware Assembly:</w:t>
@@ -5733,7 +5793,7 @@
       <w:pPr>
         <w:pStyle w:val="Heading2"/>
       </w:pPr>
-      <w:bookmarkStart w:id="17" w:name="_Toc158489254"/>
+      <w:bookmarkStart w:id="17" w:name="_Toc158491280"/>
       <w:r>
         <w:t>Software Development:</w:t>
       </w:r>
@@ -5884,7 +5944,7 @@
       <w:pPr>
         <w:pStyle w:val="Heading2"/>
       </w:pPr>
-      <w:bookmarkStart w:id="18" w:name="_Toc158489255"/>
+      <w:bookmarkStart w:id="18" w:name="_Toc158491281"/>
       <w:r>
         <w:t>Integration and Testing:</w:t>
       </w:r>
@@ -6002,7 +6062,7 @@
       <w:pPr>
         <w:pStyle w:val="Heading2"/>
       </w:pPr>
-      <w:bookmarkStart w:id="19" w:name="_Toc158489256"/>
+      <w:bookmarkStart w:id="19" w:name="_Toc158491282"/>
       <w:r>
         <w:t>Optimization and Refinement:</w:t>
       </w:r>
@@ -6095,7 +6155,7 @@
       <w:pPr>
         <w:pStyle w:val="Heading2"/>
       </w:pPr>
-      <w:bookmarkStart w:id="20" w:name="_Toc158489257"/>
+      <w:bookmarkStart w:id="20" w:name="_Toc158491283"/>
       <w:r>
         <w:lastRenderedPageBreak/>
         <w:t>Documentation and Presentation:</w:t>
@@ -6254,7 +6314,7 @@
       <w:pPr>
         <w:pStyle w:val="Heading1"/>
       </w:pPr>
-      <w:bookmarkStart w:id="21" w:name="_Toc158489258"/>
+      <w:bookmarkStart w:id="21" w:name="_Toc158491284"/>
       <w:r>
         <w:t>Theoretical analysis:</w:t>
       </w:r>
@@ -6265,7 +6325,7 @@
       <w:pPr>
         <w:pStyle w:val="Heading2"/>
       </w:pPr>
-      <w:bookmarkStart w:id="22" w:name="_Toc158489259"/>
+      <w:bookmarkStart w:id="22" w:name="_Toc158491285"/>
       <w:r>
         <w:t>PID Controller logic:</w:t>
       </w:r>
@@ -7605,7 +7665,7 @@
       <w:pPr>
         <w:pStyle w:val="Heading2"/>
       </w:pPr>
-      <w:bookmarkStart w:id="23" w:name="_Toc158489260"/>
+      <w:bookmarkStart w:id="23" w:name="_Toc158491286"/>
       <w:r>
         <w:lastRenderedPageBreak/>
         <w:t>Complementary Filter</w:t>
@@ -7819,7 +7879,7 @@
       <w:pPr>
         <w:pStyle w:val="Heading1"/>
       </w:pPr>
-      <w:bookmarkStart w:id="25" w:name="_Toc158489261"/>
+      <w:bookmarkStart w:id="25" w:name="_Toc158491287"/>
       <w:r>
         <w:lastRenderedPageBreak/>
         <w:t>Potential Benefits:</w:t>
@@ -7852,7 +7912,7 @@
           <w:szCs w:val="28"/>
         </w:rPr>
       </w:pPr>
-      <w:bookmarkStart w:id="26" w:name="_Toc158489262"/>
+      <w:bookmarkStart w:id="26" w:name="_Toc158491288"/>
       <w:r>
         <w:rPr>
           <w:rStyle w:val="Heading2Char"/>
@@ -7894,7 +7954,7 @@
           <w:rStyle w:val="Heading2Char"/>
         </w:rPr>
       </w:pPr>
-      <w:bookmarkStart w:id="27" w:name="_Toc158489263"/>
+      <w:bookmarkStart w:id="27" w:name="_Toc158491289"/>
       <w:r>
         <w:rPr>
           <w:rStyle w:val="Heading2Char"/>
@@ -7935,7 +7995,7 @@
           <w:rStyle w:val="Heading2Char"/>
         </w:rPr>
       </w:pPr>
-      <w:bookmarkStart w:id="28" w:name="_Toc158489264"/>
+      <w:bookmarkStart w:id="28" w:name="_Toc158491290"/>
       <w:r>
         <w:rPr>
           <w:rStyle w:val="Heading2Char"/>
@@ -7978,7 +8038,7 @@
           <w:bCs/>
         </w:rPr>
       </w:pPr>
-      <w:bookmarkStart w:id="29" w:name="_Toc158489265"/>
+      <w:bookmarkStart w:id="29" w:name="_Toc158491291"/>
       <w:r>
         <w:rPr>
           <w:rStyle w:val="Heading2Char"/>
@@ -8023,7 +8083,7 @@
           <w:bCs/>
         </w:rPr>
       </w:pPr>
-      <w:bookmarkStart w:id="30" w:name="_Toc158489266"/>
+      <w:bookmarkStart w:id="30" w:name="_Toc158491292"/>
       <w:r>
         <w:rPr>
           <w:rStyle w:val="Heading2Char"/>
@@ -8060,7 +8120,7 @@
           <w:bCs/>
         </w:rPr>
       </w:pPr>
-      <w:bookmarkStart w:id="31" w:name="_Toc158489267"/>
+      <w:bookmarkStart w:id="31" w:name="_Toc158491293"/>
       <w:r>
         <w:rPr>
           <w:rStyle w:val="Heading2Char"/>
@@ -8105,7 +8165,7 @@
           <w:bCs/>
         </w:rPr>
       </w:pPr>
-      <w:bookmarkStart w:id="32" w:name="_Toc158489268"/>
+      <w:bookmarkStart w:id="32" w:name="_Toc158491294"/>
       <w:r>
         <w:rPr>
           <w:rStyle w:val="Heading2Char"/>
@@ -8138,7 +8198,7 @@
           <w:sz w:val="28"/>
           <w:szCs w:val="28"/>
         </w:rPr>
-        <w:t>The skills and knowledge gained from this project can be applied to develop other robotics projects and potentially contribute to real-world applications such as assistive technology, automation, and industrial robotics.</w:t>
+        <w:t xml:space="preserve">Balancing robots with trays or compartments could navigate uneven terrain and deliver packages, especially in areas with limited infrastructure. Small, agile balancing robots could navigate disaster zones to locate survivors and assess damage. </w:t>
       </w:r>
     </w:p>
     <w:p>
@@ -8150,7 +8210,7 @@
           <w:bCs/>
         </w:rPr>
       </w:pPr>
-      <w:bookmarkStart w:id="33" w:name="_Toc158489269"/>
+      <w:bookmarkStart w:id="33" w:name="_Toc158491295"/>
       <w:r>
         <w:rPr>
           <w:rStyle w:val="Heading2Char"/>
@@ -8202,7 +8262,7 @@
       <w:pPr>
         <w:pStyle w:val="Heading1"/>
       </w:pPr>
-      <w:bookmarkStart w:id="34" w:name="_Toc158489270"/>
+      <w:bookmarkStart w:id="34" w:name="_Toc158491296"/>
       <w:r>
         <w:t>Milestone</w:t>
       </w:r>
@@ -8226,7 +8286,7 @@
       <w:pPr>
         <w:pStyle w:val="Heading2"/>
       </w:pPr>
-      <w:bookmarkStart w:id="35" w:name="_Toc158489271"/>
+      <w:bookmarkStart w:id="35" w:name="_Toc158491297"/>
       <w:r>
         <w:t>Milestone</w:t>
       </w:r>
@@ -8254,31 +8314,20 @@
     </w:p>
     <w:p>
       <w:pPr>
-        <w:rPr>
-          <w:rFonts w:ascii="Times New Roman" w:hAnsi="Times New Roman" w:cs="Times New Roman"/>
-          <w:sz w:val="28"/>
-          <w:szCs w:val="28"/>
-        </w:rPr>
-      </w:pPr>
-    </w:p>
-    <w:p>
-      <w:pPr>
         <w:pStyle w:val="Heading3"/>
       </w:pPr>
-      <w:bookmarkStart w:id="36" w:name="_Toc158489272"/>
-      <w:r>
-        <w:t>Project Initiation and Planning (Week 1-2):</w:t>
+    </w:p>
+    <w:p>
+      <w:pPr>
+        <w:pStyle w:val="Heading3"/>
+      </w:pPr>
+      <w:bookmarkStart w:id="36" w:name="_Toc158491298"/>
+      <w:r>
+        <w:t>Project Initiation and Planning (Week 1):</w:t>
       </w:r>
       <w:bookmarkEnd w:id="36"/>
     </w:p>
     <w:p>
-      <w:pPr>
-        <w:rPr>
-          <w:rFonts w:ascii="Times New Roman" w:hAnsi="Times New Roman" w:cs="Times New Roman"/>
-          <w:sz w:val="28"/>
-          <w:szCs w:val="28"/>
-        </w:rPr>
-      </w:pPr>
       <w:r>
         <w:rPr>
           <w:rFonts w:ascii="Times New Roman" w:hAnsi="Times New Roman" w:cs="Times New Roman"/>
@@ -8324,32 +8373,97 @@
       <w:pPr>
         <w:pStyle w:val="Heading3"/>
       </w:pPr>
+      <w:bookmarkStart w:id="37" w:name="_Toc158491299"/>
+      <w:r>
+        <w:t xml:space="preserve">Mechanical Assembly and Hardware Integration (Week </w:t>
+      </w:r>
+      <w:r>
+        <w:t>1-3</w:t>
+      </w:r>
+      <w:r>
+        <w:t>):</w:t>
+      </w:r>
+      <w:bookmarkEnd w:id="37"/>
+    </w:p>
+    <w:p>
+      <w:r>
+        <w:rPr>
+          <w:rFonts w:ascii="Times New Roman" w:hAnsi="Times New Roman" w:cs="Times New Roman"/>
+          <w:sz w:val="28"/>
+          <w:szCs w:val="28"/>
+        </w:rPr>
+        <w:t>Assemble the robot chassis, attach motors, wheels, and other mechanical components.</w:t>
+      </w:r>
+      <w:r>
+        <w:rPr>
+          <w:rFonts w:ascii="Times New Roman" w:hAnsi="Times New Roman" w:cs="Times New Roman"/>
+          <w:sz w:val="28"/>
+          <w:szCs w:val="28"/>
+        </w:rPr>
+        <w:t xml:space="preserve"> </w:t>
+      </w:r>
+      <w:r>
+        <w:rPr>
+          <w:rFonts w:ascii="Times New Roman" w:hAnsi="Times New Roman" w:cs="Times New Roman"/>
+          <w:sz w:val="28"/>
+          <w:szCs w:val="28"/>
+        </w:rPr>
+        <w:t>Mount sensors, including the MPU-6050 gyroscope and accelerometer, and connect them to the Arduino.</w:t>
+      </w:r>
+      <w:r>
+        <w:rPr>
+          <w:rFonts w:ascii="Times New Roman" w:hAnsi="Times New Roman" w:cs="Times New Roman"/>
+          <w:sz w:val="28"/>
+          <w:szCs w:val="28"/>
+        </w:rPr>
+        <w:t xml:space="preserve"> </w:t>
+      </w:r>
+      <w:r>
+        <w:rPr>
+          <w:rFonts w:ascii="Times New Roman" w:hAnsi="Times New Roman" w:cs="Times New Roman"/>
+          <w:sz w:val="28"/>
+          <w:szCs w:val="28"/>
+        </w:rPr>
+        <w:t>Test mechanical components for proper fit and functionality.</w:t>
+      </w:r>
     </w:p>
     <w:p>
       <w:pPr>
         <w:pStyle w:val="Heading3"/>
       </w:pPr>
-      <w:bookmarkStart w:id="37" w:name="_Toc158489273"/>
-      <w:r>
-        <w:t>Mechanical Assembly and Hardware Integration (Week 3-4):</w:t>
-      </w:r>
-      <w:bookmarkEnd w:id="37"/>
-    </w:p>
-    <w:p>
-      <w:pPr>
-        <w:rPr>
-          <w:rFonts w:ascii="Times New Roman" w:hAnsi="Times New Roman" w:cs="Times New Roman"/>
-          <w:sz w:val="28"/>
-          <w:szCs w:val="28"/>
-        </w:rPr>
-      </w:pPr>
-      <w:r>
-        <w:rPr>
-          <w:rFonts w:ascii="Times New Roman" w:hAnsi="Times New Roman" w:cs="Times New Roman"/>
-          <w:sz w:val="28"/>
-          <w:szCs w:val="28"/>
-        </w:rPr>
-        <w:t>Assemble the robot chassis, attach motors, wheels, and other mechanical components.</w:t>
+      <w:bookmarkStart w:id="38" w:name="_Toc158491300"/>
+      <w:r>
+        <w:t xml:space="preserve">Software Development (Week </w:t>
+      </w:r>
+      <w:r>
+        <w:t>2</w:t>
+      </w:r>
+      <w:r>
+        <w:t>-</w:t>
+      </w:r>
+      <w:r>
+        <w:t>5</w:t>
+      </w:r>
+      <w:r>
+        <w:t>):</w:t>
+      </w:r>
+      <w:bookmarkEnd w:id="38"/>
+    </w:p>
+    <w:p>
+      <w:pPr>
+        <w:rPr>
+          <w:rFonts w:ascii="Times New Roman" w:hAnsi="Times New Roman" w:cs="Times New Roman"/>
+          <w:sz w:val="28"/>
+          <w:szCs w:val="28"/>
+        </w:rPr>
+      </w:pPr>
+      <w:r>
+        <w:rPr>
+          <w:rFonts w:ascii="Times New Roman" w:hAnsi="Times New Roman" w:cs="Times New Roman"/>
+          <w:sz w:val="28"/>
+          <w:szCs w:val="28"/>
+        </w:rPr>
+        <w:t>Develop Arduino sketches to interface with sensors and read data from the MPU-6050 module and ultrasonic sensor.</w:t>
       </w:r>
       <w:r>
         <w:rPr>
@@ -8365,7 +8479,7 @@
           <w:sz w:val="28"/>
           <w:szCs w:val="28"/>
         </w:rPr>
-        <w:t>Mount sensors, including the MPU-6050 gyroscope and accelerometer, and connect them to the Arduino.</w:t>
+        <w:t>Implement sensor fusion algorithms to combine data from the gyroscope and accelerometer.</w:t>
       </w:r>
       <w:r>
         <w:rPr>
@@ -8381,39 +8495,133 @@
           <w:sz w:val="28"/>
           <w:szCs w:val="28"/>
         </w:rPr>
-        <w:t>Test mechanical components for proper fit and functionality.</w:t>
+        <w:t>Design and implement the PID controller algorithm for balance control.</w:t>
+      </w:r>
+      <w:r>
+        <w:rPr>
+          <w:rFonts w:ascii="Times New Roman" w:hAnsi="Times New Roman" w:cs="Times New Roman"/>
+          <w:sz w:val="28"/>
+          <w:szCs w:val="28"/>
+        </w:rPr>
+        <w:t xml:space="preserve"> </w:t>
+      </w:r>
+      <w:r>
+        <w:rPr>
+          <w:rFonts w:ascii="Times New Roman" w:hAnsi="Times New Roman" w:cs="Times New Roman"/>
+          <w:sz w:val="28"/>
+          <w:szCs w:val="28"/>
+        </w:rPr>
+        <w:t>Test software components individually and integrate them into a cohesive codebase.</w:t>
       </w:r>
     </w:p>
     <w:p>
       <w:pPr>
         <w:pStyle w:val="Heading3"/>
       </w:pPr>
+      <w:bookmarkStart w:id="39" w:name="_Toc158491301"/>
+      <w:r>
+        <w:t xml:space="preserve">Testing and Calibration (Week </w:t>
+      </w:r>
+      <w:r>
+        <w:t>3</w:t>
+      </w:r>
+      <w:r>
+        <w:t>-</w:t>
+      </w:r>
+      <w:r>
+        <w:t>6</w:t>
+      </w:r>
+      <w:r>
+        <w:t>):</w:t>
+      </w:r>
+      <w:bookmarkEnd w:id="39"/>
+    </w:p>
+    <w:p>
+      <w:pPr>
+        <w:rPr>
+          <w:rFonts w:ascii="Times New Roman" w:hAnsi="Times New Roman" w:cs="Times New Roman"/>
+          <w:sz w:val="28"/>
+          <w:szCs w:val="28"/>
+        </w:rPr>
+      </w:pPr>
+      <w:r>
+        <w:rPr>
+          <w:rFonts w:ascii="Times New Roman" w:hAnsi="Times New Roman" w:cs="Times New Roman"/>
+          <w:sz w:val="28"/>
+          <w:szCs w:val="28"/>
+        </w:rPr>
+        <w:t>Conduct initial tests to verify sensor readings, motor control, and balance performance.</w:t>
+      </w:r>
+      <w:r>
+        <w:rPr>
+          <w:rFonts w:ascii="Times New Roman" w:hAnsi="Times New Roman" w:cs="Times New Roman"/>
+          <w:sz w:val="28"/>
+          <w:szCs w:val="28"/>
+        </w:rPr>
+        <w:t xml:space="preserve"> </w:t>
+      </w:r>
+      <w:r>
+        <w:rPr>
+          <w:rFonts w:ascii="Times New Roman" w:hAnsi="Times New Roman" w:cs="Times New Roman"/>
+          <w:sz w:val="28"/>
+          <w:szCs w:val="28"/>
+        </w:rPr>
+        <w:t>Fine-tune PID controller parameters through iterative testing and calibration.</w:t>
+      </w:r>
+      <w:r>
+        <w:rPr>
+          <w:rFonts w:ascii="Times New Roman" w:hAnsi="Times New Roman" w:cs="Times New Roman"/>
+          <w:sz w:val="28"/>
+          <w:szCs w:val="28"/>
+        </w:rPr>
+        <w:t xml:space="preserve"> </w:t>
+      </w:r>
+      <w:r>
+        <w:rPr>
+          <w:rFonts w:ascii="Times New Roman" w:hAnsi="Times New Roman" w:cs="Times New Roman"/>
+          <w:sz w:val="28"/>
+          <w:szCs w:val="28"/>
+        </w:rPr>
+        <w:t>Evaluate the robot's ability to maintain balance under various conditions and external disturbances.</w:t>
+      </w:r>
     </w:p>
     <w:p>
       <w:pPr>
         <w:pStyle w:val="Heading3"/>
       </w:pPr>
-      <w:bookmarkStart w:id="38" w:name="_Toc158489274"/>
-      <w:r>
-        <w:t>Software Development (Week 5-8):</w:t>
-      </w:r>
-      <w:bookmarkEnd w:id="38"/>
-    </w:p>
-    <w:p>
-      <w:pPr>
-        <w:rPr>
-          <w:rFonts w:ascii="Times New Roman" w:hAnsi="Times New Roman" w:cs="Times New Roman"/>
-          <w:sz w:val="28"/>
-          <w:szCs w:val="28"/>
-        </w:rPr>
-      </w:pPr>
-      <w:r>
-        <w:rPr>
-          <w:rFonts w:ascii="Times New Roman" w:hAnsi="Times New Roman" w:cs="Times New Roman"/>
-          <w:sz w:val="28"/>
-          <w:szCs w:val="28"/>
-        </w:rPr>
-        <w:t>Develop Arduino sketches to interface with sensors and read data from the MPU-6050 module and ultrasonic sensor.</w:t>
+      <w:bookmarkStart w:id="40" w:name="_Toc158491302"/>
+      <w:r>
+        <w:t xml:space="preserve">Optimization and Refinement (Week </w:t>
+      </w:r>
+      <w:r>
+        <w:t>4</w:t>
+      </w:r>
+      <w:r>
+        <w:t>-</w:t>
+      </w:r>
+      <w:r>
+        <w:t>7</w:t>
+      </w:r>
+      <w:r>
+        <w:t>):</w:t>
+      </w:r>
+      <w:bookmarkEnd w:id="40"/>
+    </w:p>
+    <w:p>
+      <w:pPr>
+        <w:rPr>
+          <w:rFonts w:ascii="Times New Roman" w:hAnsi="Times New Roman" w:cs="Times New Roman"/>
+          <w:sz w:val="28"/>
+          <w:szCs w:val="28"/>
+        </w:rPr>
+      </w:pPr>
+      <w:r>
+        <w:rPr>
+          <w:rFonts w:ascii="Times New Roman" w:hAnsi="Times New Roman" w:cs="Times New Roman"/>
+          <w:sz w:val="28"/>
+          <w:szCs w:val="28"/>
+        </w:rPr>
+        <w:t>Address any mechanical issues, hardware limitations, or software bugs identified during testing.</w:t>
       </w:r>
       <w:r>
         <w:rPr>
@@ -8429,7 +8637,16 @@
           <w:sz w:val="28"/>
           <w:szCs w:val="28"/>
         </w:rPr>
-        <w:t>Implement sensor fusion algorithms to combine data from the gyroscope and accelerometer.</w:t>
+        <w:t xml:space="preserve">Optimize code efficiency and performance to enhance real-time </w:t>
+      </w:r>
+      <w:r>
+        <w:rPr>
+          <w:rFonts w:ascii="Times New Roman" w:hAnsi="Times New Roman" w:cs="Times New Roman"/>
+          <w:sz w:val="28"/>
+          <w:szCs w:val="28"/>
+        </w:rPr>
+        <w:lastRenderedPageBreak/>
+        <w:t>responsiveness.</w:t>
       </w:r>
       <w:r>
         <w:rPr>
@@ -8445,75 +8662,91 @@
           <w:sz w:val="28"/>
           <w:szCs w:val="28"/>
         </w:rPr>
-        <w:t>Design and implement the PID controller algorithm for balance control.</w:t>
-      </w:r>
-      <w:r>
-        <w:rPr>
-          <w:rFonts w:ascii="Times New Roman" w:hAnsi="Times New Roman" w:cs="Times New Roman"/>
-          <w:sz w:val="28"/>
-          <w:szCs w:val="28"/>
-        </w:rPr>
+        <w:t>Document observations and modifications made during the optimization process.</w:t>
+      </w:r>
+    </w:p>
+    <w:p>
+      <w:pPr>
+        <w:pStyle w:val="Heading3"/>
+      </w:pPr>
+      <w:bookmarkStart w:id="41" w:name="_Toc158491303"/>
+      <w:r>
+        <w:t>Experiments &amp;validation</w:t>
+      </w:r>
+      <w:r>
         <w:t xml:space="preserve"> </w:t>
       </w:r>
       <w:r>
-        <w:rPr>
-          <w:rFonts w:ascii="Times New Roman" w:hAnsi="Times New Roman" w:cs="Times New Roman"/>
-          <w:sz w:val="28"/>
-          <w:szCs w:val="28"/>
-        </w:rPr>
-        <w:t>Test software components individually and integrate them into a cohesive codebase.</w:t>
-      </w:r>
-    </w:p>
-    <w:p>
-      <w:pPr>
-        <w:rPr>
-          <w:rFonts w:ascii="Times New Roman" w:hAnsi="Times New Roman" w:cs="Times New Roman"/>
-          <w:sz w:val="28"/>
-          <w:szCs w:val="28"/>
-        </w:rPr>
-      </w:pPr>
+        <w:t xml:space="preserve">(Week </w:t>
+      </w:r>
+      <w:r>
+        <w:t>6</w:t>
+      </w:r>
+      <w:r>
+        <w:t>-</w:t>
+      </w:r>
+      <w:r>
+        <w:t>9</w:t>
+      </w:r>
+      <w:r>
+        <w:t>):</w:t>
+      </w:r>
+      <w:bookmarkEnd w:id="41"/>
+    </w:p>
+    <w:p>
+      <w:pPr>
+        <w:rPr>
+          <w:rFonts w:ascii="Times New Roman" w:hAnsi="Times New Roman" w:cs="Times New Roman"/>
+          <w:sz w:val="28"/>
+          <w:szCs w:val="28"/>
+        </w:rPr>
+      </w:pPr>
+      <w:r>
+        <w:rPr>
+          <w:rFonts w:ascii="Times New Roman" w:hAnsi="Times New Roman" w:cs="Times New Roman"/>
+          <w:sz w:val="28"/>
+          <w:szCs w:val="28"/>
+        </w:rPr>
+        <w:t>Perform validation tests to ensure that the prototype meets the predefined objectives and performs as expected under various conditions. This may involve testing in different environments, stress testing, and performance testing.</w:t>
+      </w:r>
     </w:p>
     <w:p>
       <w:pPr>
         <w:pStyle w:val="Heading3"/>
       </w:pPr>
-      <w:bookmarkStart w:id="39" w:name="_Toc158489275"/>
-      <w:r>
-        <w:t>Testing and Calibration (Week 9-10):</w:t>
-      </w:r>
-      <w:bookmarkEnd w:id="39"/>
-    </w:p>
-    <w:p>
-      <w:pPr>
-        <w:rPr>
-          <w:rFonts w:ascii="Times New Roman" w:hAnsi="Times New Roman" w:cs="Times New Roman"/>
-          <w:sz w:val="28"/>
-          <w:szCs w:val="28"/>
-        </w:rPr>
-      </w:pPr>
-      <w:r>
-        <w:rPr>
-          <w:rFonts w:ascii="Times New Roman" w:hAnsi="Times New Roman" w:cs="Times New Roman"/>
-          <w:sz w:val="28"/>
-          <w:szCs w:val="28"/>
-        </w:rPr>
-        <w:t>Conduct initial tests to verify sensor readings, motor control, and balance performance.</w:t>
-      </w:r>
-      <w:r>
-        <w:rPr>
-          <w:rFonts w:ascii="Times New Roman" w:hAnsi="Times New Roman" w:cs="Times New Roman"/>
-          <w:sz w:val="28"/>
-          <w:szCs w:val="28"/>
-        </w:rPr>
+      <w:bookmarkStart w:id="42" w:name="_Toc158491304"/>
+      <w:r>
+        <w:t>Presentation &amp; demonstration</w:t>
+      </w:r>
+      <w:r>
         <w:t xml:space="preserve"> </w:t>
       </w:r>
       <w:r>
-        <w:rPr>
-          <w:rFonts w:ascii="Times New Roman" w:hAnsi="Times New Roman" w:cs="Times New Roman"/>
-          <w:sz w:val="28"/>
-          <w:szCs w:val="28"/>
-        </w:rPr>
-        <w:t>Fine-tune PID controller parameters through iterative testing and calibration.</w:t>
+        <w:t>(Week 1</w:t>
+      </w:r>
+      <w:r>
+        <w:t>-10</w:t>
+      </w:r>
+      <w:r>
+        <w:t>):</w:t>
+      </w:r>
+      <w:bookmarkEnd w:id="42"/>
+    </w:p>
+    <w:p>
+      <w:pPr>
+        <w:rPr>
+          <w:rFonts w:ascii="Times New Roman" w:hAnsi="Times New Roman" w:cs="Times New Roman"/>
+          <w:sz w:val="28"/>
+          <w:szCs w:val="28"/>
+        </w:rPr>
+      </w:pPr>
+      <w:r>
+        <w:rPr>
+          <w:rFonts w:ascii="Times New Roman" w:hAnsi="Times New Roman" w:cs="Times New Roman"/>
+          <w:sz w:val="28"/>
+          <w:szCs w:val="28"/>
+        </w:rPr>
+        <w:t>Document the project progress, including design choices, implementation details, and testing outcomes.</w:t>
       </w:r>
       <w:r>
         <w:rPr>
@@ -8529,118 +8762,6 @@
           <w:sz w:val="28"/>
           <w:szCs w:val="28"/>
         </w:rPr>
-        <w:t>Evaluate the robot's ability to maintain balance under various conditions and external disturbances.</w:t>
-      </w:r>
-    </w:p>
-    <w:p>
-      <w:pPr>
-        <w:pStyle w:val="Heading3"/>
-      </w:pPr>
-      <w:bookmarkStart w:id="40" w:name="_Toc158489276"/>
-      <w:r>
-        <w:lastRenderedPageBreak/>
-        <w:t>Optimization and Refinement (Week 11-12):</w:t>
-      </w:r>
-      <w:bookmarkEnd w:id="40"/>
-    </w:p>
-    <w:p>
-      <w:pPr>
-        <w:rPr>
-          <w:rFonts w:ascii="Times New Roman" w:hAnsi="Times New Roman" w:cs="Times New Roman"/>
-          <w:sz w:val="28"/>
-          <w:szCs w:val="28"/>
-        </w:rPr>
-      </w:pPr>
-      <w:r>
-        <w:rPr>
-          <w:rFonts w:ascii="Times New Roman" w:hAnsi="Times New Roman" w:cs="Times New Roman"/>
-          <w:sz w:val="28"/>
-          <w:szCs w:val="28"/>
-        </w:rPr>
-        <w:t>Address any mechanical issues, hardware limitations, or software bugs identified during testing.</w:t>
-      </w:r>
-      <w:r>
-        <w:rPr>
-          <w:rFonts w:ascii="Times New Roman" w:hAnsi="Times New Roman" w:cs="Times New Roman"/>
-          <w:sz w:val="28"/>
-          <w:szCs w:val="28"/>
-        </w:rPr>
-        <w:t xml:space="preserve"> </w:t>
-      </w:r>
-      <w:r>
-        <w:rPr>
-          <w:rFonts w:ascii="Times New Roman" w:hAnsi="Times New Roman" w:cs="Times New Roman"/>
-          <w:sz w:val="28"/>
-          <w:szCs w:val="28"/>
-        </w:rPr>
-        <w:t>Optimize code efficiency and performance to enhance real-time responsiveness.</w:t>
-      </w:r>
-      <w:r>
-        <w:rPr>
-          <w:rFonts w:ascii="Times New Roman" w:hAnsi="Times New Roman" w:cs="Times New Roman"/>
-          <w:sz w:val="28"/>
-          <w:szCs w:val="28"/>
-        </w:rPr>
-        <w:t xml:space="preserve"> </w:t>
-      </w:r>
-      <w:r>
-        <w:rPr>
-          <w:rFonts w:ascii="Times New Roman" w:hAnsi="Times New Roman" w:cs="Times New Roman"/>
-          <w:sz w:val="28"/>
-          <w:szCs w:val="28"/>
-        </w:rPr>
-        <w:t>Document observations and modifications made during the optimization process.</w:t>
-      </w:r>
-    </w:p>
-    <w:p>
-      <w:pPr>
-        <w:rPr>
-          <w:rFonts w:ascii="Times New Roman" w:hAnsi="Times New Roman" w:cs="Times New Roman"/>
-          <w:sz w:val="28"/>
-          <w:szCs w:val="28"/>
-        </w:rPr>
-      </w:pPr>
-    </w:p>
-    <w:p>
-      <w:pPr>
-        <w:pStyle w:val="Heading3"/>
-      </w:pPr>
-      <w:bookmarkStart w:id="41" w:name="_Toc158489277"/>
-      <w:r>
-        <w:t>Documentation and Presentation (Week 13):</w:t>
-      </w:r>
-      <w:bookmarkEnd w:id="41"/>
-    </w:p>
-    <w:p>
-      <w:pPr>
-        <w:rPr>
-          <w:rFonts w:ascii="Times New Roman" w:hAnsi="Times New Roman" w:cs="Times New Roman"/>
-          <w:sz w:val="28"/>
-          <w:szCs w:val="28"/>
-        </w:rPr>
-      </w:pPr>
-      <w:r>
-        <w:rPr>
-          <w:rFonts w:ascii="Times New Roman" w:hAnsi="Times New Roman" w:cs="Times New Roman"/>
-          <w:sz w:val="28"/>
-          <w:szCs w:val="28"/>
-        </w:rPr>
-        <w:t>Document the project progress, including design choices, implementation details, and testing outcomes.</w:t>
-      </w:r>
-      <w:r>
-        <w:rPr>
-          <w:rFonts w:ascii="Times New Roman" w:hAnsi="Times New Roman" w:cs="Times New Roman"/>
-          <w:sz w:val="28"/>
-          <w:szCs w:val="28"/>
-        </w:rPr>
-        <w:t xml:space="preserve"> </w:t>
-      </w:r>
-      <w:r>
-        <w:rPr>
-          <w:rFonts w:ascii="Times New Roman" w:hAnsi="Times New Roman" w:cs="Times New Roman"/>
-          <w:sz w:val="28"/>
-          <w:szCs w:val="28"/>
-        </w:rPr>
         <w:t>Prepare written reports, presentations, or video demonstrations showcasing the self-balancing robot and its capabilities.</w:t>
       </w:r>
     </w:p>
@@ -8731,30 +8852,27 @@
       <w:pPr>
         <w:pStyle w:val="Heading2"/>
       </w:pPr>
-      <w:bookmarkStart w:id="42" w:name="_Toc158489278"/>
+      <w:bookmarkStart w:id="43" w:name="_Toc158491305"/>
       <w:r>
         <w:lastRenderedPageBreak/>
         <w:t>Schedule:</w:t>
       </w:r>
-      <w:bookmarkEnd w:id="42"/>
-    </w:p>
-    <w:p>
-      <w:pPr>
-        <w:rPr>
-          <w:rFonts w:ascii="Times New Roman" w:hAnsi="Times New Roman" w:cs="Times New Roman"/>
-          <w:sz w:val="28"/>
-          <w:szCs w:val="28"/>
-        </w:rPr>
-      </w:pPr>
-      <w:r>
-        <w:rPr>
-          <w:noProof/>
-        </w:rPr>
+      <w:bookmarkEnd w:id="43"/>
+    </w:p>
+    <w:p>
+      <w:pPr>
+        <w:rPr>
+          <w:rFonts w:ascii="Times New Roman" w:hAnsi="Times New Roman" w:cs="Times New Roman"/>
+          <w:sz w:val="28"/>
+          <w:szCs w:val="28"/>
+        </w:rPr>
+      </w:pPr>
+      <w:r>
         <w:drawing>
-          <wp:inline distT="0" distB="0" distL="0" distR="0" wp14:anchorId="423A49A5" wp14:editId="1F28063F">
-            <wp:extent cx="5943600" cy="3787775"/>
-            <wp:effectExtent l="0" t="0" r="0" b="3175"/>
-            <wp:docPr id="745094915" name="Picture 1" descr="A close-up of a project plan&#10;&#10;Description automatically generated"/>
+          <wp:inline distT="0" distB="0" distL="0" distR="0" wp14:anchorId="7B1D8EA6" wp14:editId="77B8836C">
+            <wp:extent cx="5943600" cy="3725545"/>
+            <wp:effectExtent l="0" t="0" r="0" b="8255"/>
+            <wp:docPr id="2079003715" name="Picture 3"/>
             <wp:cNvGraphicFramePr>
               <a:graphicFrameLocks xmlns:a="http://schemas.openxmlformats.org/drawingml/2006/main" noChangeAspect="1"/>
             </wp:cNvGraphicFramePr>
@@ -8762,23 +8880,36 @@
               <a:graphicData uri="http://schemas.openxmlformats.org/drawingml/2006/picture">
                 <pic:pic xmlns:pic="http://schemas.openxmlformats.org/drawingml/2006/picture">
                   <pic:nvPicPr>
-                    <pic:cNvPr id="745094915" name="Picture 1" descr="A close-up of a project plan&#10;&#10;Description automatically generated"/>
-                    <pic:cNvPicPr/>
+                    <pic:cNvPr id="0" name="Picture 3"/>
+                    <pic:cNvPicPr>
+                      <a:picLocks noChangeAspect="1" noChangeArrowheads="1"/>
+                    </pic:cNvPicPr>
                   </pic:nvPicPr>
                   <pic:blipFill>
-                    <a:blip r:embed="rId12"/>
+                    <a:blip r:embed="rId12">
+                      <a:extLst>
+                        <a:ext uri="{28A0092B-C50C-407E-A947-70E740481C1C}">
+                          <a14:useLocalDpi xmlns:a14="http://schemas.microsoft.com/office/drawing/2010/main" val="0"/>
+                        </a:ext>
+                      </a:extLst>
+                    </a:blip>
+                    <a:srcRect/>
                     <a:stretch>
                       <a:fillRect/>
                     </a:stretch>
                   </pic:blipFill>
-                  <pic:spPr>
+                  <pic:spPr bwMode="auto">
                     <a:xfrm>
                       <a:off x="0" y="0"/>
-                      <a:ext cx="5943600" cy="3787775"/>
+                      <a:ext cx="5943600" cy="3725545"/>
                     </a:xfrm>
                     <a:prstGeom prst="rect">
                       <a:avLst/>
                     </a:prstGeom>
+                    <a:noFill/>
+                    <a:ln>
+                      <a:noFill/>
+                    </a:ln>
                   </pic:spPr>
                 </pic:pic>
               </a:graphicData>
@@ -8883,12 +9014,12 @@
       <w:pPr>
         <w:pStyle w:val="Heading1"/>
       </w:pPr>
-      <w:bookmarkStart w:id="43" w:name="_Toc158489279"/>
+      <w:bookmarkStart w:id="44" w:name="_Toc158491306"/>
       <w:r>
         <w:lastRenderedPageBreak/>
         <w:t>Personnel</w:t>
       </w:r>
-      <w:bookmarkEnd w:id="43"/>
+      <w:bookmarkEnd w:id="44"/>
     </w:p>
     <w:p/>
     <w:p>
@@ -9077,7 +9208,7 @@
           <w:sz w:val="28"/>
           <w:szCs w:val="28"/>
         </w:rPr>
-        <w:t>Acquisition of hardware and testing them compatibility</w:t>
+        <w:t>Acquisition of hardware and testing the compatibility</w:t>
       </w:r>
     </w:p>
     <w:p>
@@ -9271,12 +9402,12 @@
       <w:pPr>
         <w:pStyle w:val="Heading1"/>
       </w:pPr>
-      <w:bookmarkStart w:id="44" w:name="_Toc158489280"/>
+      <w:bookmarkStart w:id="45" w:name="_Toc158491307"/>
       <w:r>
         <w:lastRenderedPageBreak/>
         <w:t>Facilities and Resources:</w:t>
       </w:r>
-      <w:bookmarkEnd w:id="44"/>
+      <w:bookmarkEnd w:id="45"/>
     </w:p>
     <w:p>
       <w:pPr>
@@ -9593,12 +9724,12 @@
       <w:pPr>
         <w:pStyle w:val="Heading1"/>
       </w:pPr>
-      <w:bookmarkStart w:id="45" w:name="_Toc158489281"/>
+      <w:bookmarkStart w:id="46" w:name="_Toc158491308"/>
       <w:r>
         <w:lastRenderedPageBreak/>
         <w:t>Budget:</w:t>
       </w:r>
-      <w:bookmarkEnd w:id="45"/>
+      <w:bookmarkEnd w:id="46"/>
     </w:p>
     <w:p/>
     <w:p>
@@ -10033,12 +10164,12 @@
       <w:pPr>
         <w:pStyle w:val="Heading1"/>
       </w:pPr>
-      <w:bookmarkStart w:id="46" w:name="_Toc158489282"/>
+      <w:bookmarkStart w:id="47" w:name="_Toc158491309"/>
       <w:r>
         <w:lastRenderedPageBreak/>
         <w:t>References:</w:t>
       </w:r>
-      <w:bookmarkEnd w:id="46"/>
+      <w:bookmarkEnd w:id="47"/>
       <w:r>
         <w:t xml:space="preserve"> </w:t>
       </w:r>
@@ -10248,7 +10379,43 @@
           <w:sz w:val="24"/>
           <w:szCs w:val="24"/>
         </w:rPr>
-        <w:t>Hegde, S. S., Chakole, S., &amp; Vora, V. (2017). Development of self balancing robot with pid control. International Journal of Robotics Research and Development (IJRRD), 7(1), 1-6.</w:t>
+        <w:t xml:space="preserve">Hegde, S. S., Chakole, S., &amp; Vora, V. (2017). Development of </w:t>
+      </w:r>
+      <w:proofErr w:type="spellStart"/>
+      <w:r>
+        <w:rPr>
+          <w:rFonts w:ascii="Times New Roman" w:eastAsia="Times New Roman" w:hAnsi="Times New Roman" w:cs="Times New Roman"/>
+          <w:sz w:val="24"/>
+          <w:szCs w:val="24"/>
+        </w:rPr>
+        <w:t>self balancing</w:t>
+      </w:r>
+      <w:proofErr w:type="spellEnd"/>
+      <w:r>
+        <w:rPr>
+          <w:rFonts w:ascii="Times New Roman" w:eastAsia="Times New Roman" w:hAnsi="Times New Roman" w:cs="Times New Roman"/>
+          <w:sz w:val="24"/>
+          <w:szCs w:val="24"/>
+        </w:rPr>
+        <w:t xml:space="preserve"> robot with </w:t>
+      </w:r>
+      <w:proofErr w:type="spellStart"/>
+      <w:r>
+        <w:rPr>
+          <w:rFonts w:ascii="Times New Roman" w:eastAsia="Times New Roman" w:hAnsi="Times New Roman" w:cs="Times New Roman"/>
+          <w:sz w:val="24"/>
+          <w:szCs w:val="24"/>
+        </w:rPr>
+        <w:t>pid</w:t>
+      </w:r>
+      <w:proofErr w:type="spellEnd"/>
+      <w:r>
+        <w:rPr>
+          <w:rFonts w:ascii="Times New Roman" w:eastAsia="Times New Roman" w:hAnsi="Times New Roman" w:cs="Times New Roman"/>
+          <w:sz w:val="24"/>
+          <w:szCs w:val="24"/>
+        </w:rPr>
+        <w:t xml:space="preserve"> control. International Journal of Robotics Research and Development (IJRRD), 7(1), 1-6.</w:t>
       </w:r>
     </w:p>
     <w:p>
